--- a/resources/document-templates/project_plan_progress.docx
+++ b/resources/document-templates/project_plan_progress.docx
@@ -47,7 +47,7 @@
           </w:tcPr>
           <w:p>
             <w:r>
-              <w:t>企业：{{ enterprise.name }}</w:t>
+              <w:t>企业：{{ enterprise.enterprise_code }}</w:t>
             </w:r>
           </w:p>
         </w:tc>
